--- a/docs/posts/parquet-explorer/index.docx
+++ b/docs/posts/parquet-explorer/index.docx
@@ -65,8 +65,259 @@
         <w:pStyle w:val="FirstParagraph"/>
       </w:pPr>
       <w:r>
-        <w:t xml:space="preserve">Want a quick way to preview what is inside your parquet file, the live app is embedded below.</w:t>
-      </w:r>
+        <w:t xml:space="preserve">Want a quick way to preview what is inside your parquet file? This is a browser-based, zero-backend viewer for Parquet and GeoParquet, built on DuckDB-WASM. Nothing is uploaded; everything runs locally in your tab.</w:t>
+      </w:r>
+    </w:p>
+    <w:p>
+      <w:pPr>
+        <w:pStyle w:val="Compact"/>
+        <w:numPr>
+          <w:ilvl w:val="0"/>
+          <w:numId w:val="1001"/>
+        </w:numPr>
+      </w:pPr>
+      <w:r>
+        <w:rPr>
+          <w:b/>
+          <w:bCs/>
+        </w:rPr>
+        <w:t xml:space="preserve">Open it three ways</w:t>
+      </w:r>
+      <w:r>
+        <w:t xml:space="preserve">: drop in a local file, paste an HTTP(S) URL, or paste an</w:t>
+      </w:r>
+      <w:r>
+        <w:t xml:space="preserve"> </w:t>
+      </w:r>
+      <w:r>
+        <w:rPr>
+          <w:rStyle w:val="VerbatimChar"/>
+        </w:rPr>
+        <w:t xml:space="preserve">s3://</w:t>
+      </w:r>
+      <w:r>
+        <w:t xml:space="preserve"> </w:t>
+      </w:r>
+      <w:r>
+        <w:t xml:space="preserve">URL for a public bucket. DuckDB fetches only the row groups it needs via range requests.</w:t>
+      </w:r>
+    </w:p>
+    <w:p>
+      <w:pPr>
+        <w:pStyle w:val="Compact"/>
+        <w:numPr>
+          <w:ilvl w:val="0"/>
+          <w:numId w:val="1001"/>
+        </w:numPr>
+      </w:pPr>
+      <w:r>
+        <w:rPr>
+          <w:b/>
+          <w:bCs/>
+        </w:rPr>
+        <w:t xml:space="preserve">See the schema first</w:t>
+      </w:r>
+      <w:r>
+        <w:t xml:space="preserve">: column names, types and nullability, plus row count, file size, row groups and (for spatial files) the geometry column, CRS and bounding box, all before any row data loads.</w:t>
+      </w:r>
+    </w:p>
+    <w:p>
+      <w:pPr>
+        <w:pStyle w:val="Compact"/>
+        <w:numPr>
+          <w:ilvl w:val="0"/>
+          <w:numId w:val="1001"/>
+        </w:numPr>
+      </w:pPr>
+      <w:r>
+        <w:rPr>
+          <w:b/>
+          <w:bCs/>
+        </w:rPr>
+        <w:t xml:space="preserve">Query it</w:t>
+      </w:r>
+      <w:r>
+        <w:t xml:space="preserve">: a CodeMirror SQL editor with column autocomplete, or a point-and-click query builder whose generated SQL stays visible and editable.</w:t>
+      </w:r>
+    </w:p>
+    <w:p>
+      <w:pPr>
+        <w:pStyle w:val="Compact"/>
+        <w:numPr>
+          <w:ilvl w:val="0"/>
+          <w:numId w:val="1001"/>
+        </w:numPr>
+      </w:pPr>
+      <w:r>
+        <w:rPr>
+          <w:b/>
+          <w:bCs/>
+        </w:rPr>
+        <w:t xml:space="preserve">Map it</w:t>
+      </w:r>
+      <w:r>
+        <w:t xml:space="preserve">: GeoParquet and spatial files appear on a MapLibre map, synced with the table in both directions.</w:t>
+      </w:r>
+    </w:p>
+    <w:tbl>
+      <w:tblPr>
+        <w:tblStyle w:val="Table"/>
+        <w:tblLook w:firstRow="0" w:lastRow="0" w:firstColumn="0" w:lastColumn="0" w:noHBand="0" w:noVBand="0" w:val="0000"/>
+        <w:tblBorders>
+          <w:top w:val="single" w:sz="4" w:space="0" w:color="00A047"/>
+          <w:left w:val="single" w:sz="24" w:space="0" w:color="00A047"/>
+          <w:bottom w:val="single" w:sz="4" w:space="0" w:color="00A047"/>
+          <w:right w:val="single" w:sz="4" w:space="0" w:color="00A047"/>
+        </w:tblBorders>
+        <w:tblCellMar>
+          <w:left w:w="144" w:type="dxa"/>
+          <w:right w:w="144" w:type="dxa"/>
+        </w:tblCellMar>
+        <w:tblLook w:firstRow="0" w:lastRow="0" w:firstColumn="0" w:lastColumn="0" w:noHBand="0" w:noVBand="0" w:val="0000"/>
+      </w:tblPr>
+      <w:tr>
+        <w:trPr>
+          <w:cantSplit/>
+        </w:trPr>
+        <w:tc>
+          <w:tcPr>
+            <w:shd w:color="auto" w:fill="ccf1e3" w:val="clear"/>
+            <w:tcMar>
+              <w:top w:w="92" w:type="dxa"/>
+              <w:bottom w:w="92" w:type="dxa"/>
+            </w:tcMar>
+          </w:tcPr>
+          <w:p>
+            <w:pPr>
+              <w:pStyle w:val="FirstParagraph"/>
+            </w:pPr>
+            <w:pPr>
+              <w:spacing w:before="0" w:after="0"/>
+              <w:textAlignment w:val="center"/>
+            </w:pPr>
+            <w:r>
+              <w:drawing>
+                <wp:inline>
+                  <wp:extent cx="152400" cy="152400"/>
+                  <wp:effectExtent b="0" l="0" r="0" t="0"/>
+                  <wp:docPr descr="" title="" id="10" name="Picture"/>
+                  <a:graphic>
+                    <a:graphicData uri="http://schemas.openxmlformats.org/drawingml/2006/picture">
+                      <pic:pic>
+                        <pic:nvPicPr>
+                          <pic:cNvPr descr="C:\Program Files\Quarto\share\formats\docx\tip.png" id="11" name="Picture"/>
+                          <pic:cNvPicPr>
+                            <a:picLocks noChangeArrowheads="1" noChangeAspect="1"/>
+                          </pic:cNvPicPr>
+                        </pic:nvPicPr>
+                        <pic:blipFill>
+                          <a:blip r:embed="rId9"/>
+                          <a:stretch>
+                            <a:fillRect/>
+                          </a:stretch>
+                        </pic:blipFill>
+                        <pic:spPr bwMode="auto">
+                          <a:xfrm>
+                            <a:off x="0" y="0"/>
+                            <a:ext cx="152400" cy="152400"/>
+                          </a:xfrm>
+                          <a:prstGeom prst="rect">
+                            <a:avLst/>
+                          </a:prstGeom>
+                          <a:noFill/>
+                          <a:ln w="9525">
+                            <a:noFill/>
+                            <a:headEnd/>
+                            <a:tailEnd/>
+                          </a:ln>
+                        </pic:spPr>
+                      </pic:pic>
+                    </a:graphicData>
+                  </a:graphic>
+                </wp:inline>
+              </w:drawing>
+            </w:r>
+            <w:r>
+              <w:t xml:space="preserve"> </w:t>
+            </w:r>
+            <w:r>
+              <w:t xml:space="preserve"> </w:t>
+            </w:r>
+            <w:r>
+              <w:t xml:space="preserve">Update</w:t>
+            </w:r>
+          </w:p>
+        </w:tc>
+      </w:tr>
+      <w:tr>
+        <w:trPr>
+          <w:cantSplit/>
+        </w:trPr>
+        <w:tc>
+          <w:tcPr>
+            <w:tcMar>
+              <w:top w:w="108" w:type="dxa"/>
+              <w:bottom w:w="108" w:type="dxa"/>
+            </w:tcMar>
+          </w:tcPr>
+          <w:p>
+            <w:pPr>
+              <w:pStyle w:val="BodyText"/>
+            </w:pPr>
+            <w:pPr>
+              <w:spacing w:before="16" w:after="16"/>
+            </w:pPr>
+            <w:r>
+              <w:t xml:space="preserve">Since the first version it has gained support for Esri JSON geometries (rings, paths and x/y columns), clearer error messages for common failures like CORS, 403/404 and unsupported ZSTD compression (re-save with Snappy or Gzip), and a refreshed theme.</w:t>
+            </w:r>
+          </w:p>
+          <w:p/>
+        </w:tc>
+      </w:tr>
+    </w:tbl>
+    <w:p>
+      <w:pPr>
+        <w:pStyle w:val="BodyText"/>
+      </w:pPr>
+      <w:r>
+        <w:t xml:space="preserve">The live app is embedded below.</w:t>
+      </w:r>
+    </w:p>
+    <w:p>
+      <w:pPr>
+        <w:pStyle w:val="BodyText"/>
+      </w:pPr>
+      <w:hyperlink r:id="rId12">
+        <w:r>
+          <w:rPr>
+            <w:rStyle w:val="Hyperlink"/>
+          </w:rPr>
+          <w:t xml:space="preserve"> </w:t>
+        </w:r>
+        <w:r>
+          <w:rPr>
+            <w:rStyle w:val="Hyperlink"/>
+          </w:rPr>
+          <w:t xml:space="preserve">Open app</w:t>
+        </w:r>
+      </w:hyperlink>
+      <w:r>
+        <w:t xml:space="preserve"> </w:t>
+      </w:r>
+      <w:hyperlink r:id="rId13">
+        <w:r>
+          <w:rPr>
+            <w:rStyle w:val="Hyperlink"/>
+          </w:rPr>
+          <w:t xml:space="preserve"> </w:t>
+        </w:r>
+        <w:r>
+          <w:rPr>
+            <w:rStyle w:val="Hyperlink"/>
+          </w:rPr>
+          <w:t xml:space="preserve">GitHub</w:t>
+        </w:r>
+      </w:hyperlink>
     </w:p>
     <w:p>
       <w:pPr>
@@ -93,7 +344,7 @@
       <w:r>
         <w:t xml:space="preserve"> </w:t>
       </w:r>
-      <w:hyperlink r:id="rId9">
+      <w:hyperlink r:id="rId13">
         <w:r>
           <w:rPr>
             <w:rStyle w:val="Hyperlink"/>
@@ -218,8 +469,114 @@
       </w:pPr>
     </w:lvl>
   </w:abstractNum>
+  <w:abstractNum w:abstractNumId="991">
+    <w:nsid w:val="0000A991"/>
+    <w:multiLevelType w:val="multilevel"/>
+    <w:lvl w:ilvl="0">
+      <w:numFmt w:val="bullet"/>
+      <w:lvlText w:val=""/>
+      <w:lvlJc w:val="left"/>
+      <w:pPr>
+        <w:ind w:left="720" w:hanging="360"/>
+      </w:pPr>
+      <w:rPr>
+        <w:rFonts w:ascii="Symbol" w:hAnsi="Symbol" w:cs="Symbol" w:hint="default"/>
+      </w:rPr>
+    </w:lvl>
+    <w:lvl w:ilvl="1">
+      <w:numFmt w:val="bullet"/>
+      <w:lvlText w:val="o"/>
+      <w:lvlJc w:val="left"/>
+      <w:pPr>
+        <w:ind w:left="1440" w:hanging="360"/>
+      </w:pPr>
+      <w:rPr>
+        <w:rFonts w:ascii="Courier New" w:hAnsi="Courier New" w:cs="Courier New" w:hint="default"/>
+      </w:rPr>
+    </w:lvl>
+    <w:lvl w:ilvl="2">
+      <w:numFmt w:val="bullet"/>
+      <w:lvlText w:val=""/>
+      <w:lvlJc w:val="left"/>
+      <w:pPr>
+        <w:ind w:left="2160" w:hanging="360"/>
+      </w:pPr>
+      <w:rPr>
+        <w:rFonts w:ascii="Wingdings" w:hAnsi="Wingdings" w:cs="Wingdings" w:hint="default"/>
+      </w:rPr>
+    </w:lvl>
+    <w:lvl w:ilvl="3">
+      <w:numFmt w:val="bullet"/>
+      <w:lvlText w:val=""/>
+      <w:lvlJc w:val="left"/>
+      <w:pPr>
+        <w:ind w:left="2880" w:hanging="360"/>
+      </w:pPr>
+      <w:rPr>
+        <w:rFonts w:ascii="Symbol" w:hAnsi="Symbol" w:cs="Symbol" w:hint="default"/>
+      </w:rPr>
+    </w:lvl>
+    <w:lvl w:ilvl="4">
+      <w:numFmt w:val="bullet"/>
+      <w:lvlText w:val="o"/>
+      <w:lvlJc w:val="left"/>
+      <w:pPr>
+        <w:ind w:left="3600" w:hanging="360"/>
+      </w:pPr>
+      <w:rPr>
+        <w:rFonts w:ascii="Courier New" w:hAnsi="Courier New" w:cs="Courier New" w:hint="default"/>
+      </w:rPr>
+    </w:lvl>
+    <w:lvl w:ilvl="5">
+      <w:numFmt w:val="bullet"/>
+      <w:lvlText w:val=""/>
+      <w:lvlJc w:val="left"/>
+      <w:pPr>
+        <w:ind w:left="4320" w:hanging="360"/>
+      </w:pPr>
+      <w:rPr>
+        <w:rFonts w:ascii="Wingdings" w:hAnsi="Wingdings" w:cs="Wingdings" w:hint="default"/>
+      </w:rPr>
+    </w:lvl>
+    <w:lvl w:ilvl="6">
+      <w:numFmt w:val="bullet"/>
+      <w:lvlText w:val=""/>
+      <w:lvlJc w:val="left"/>
+      <w:pPr>
+        <w:ind w:left="5040" w:hanging="360"/>
+      </w:pPr>
+      <w:rPr>
+        <w:rFonts w:ascii="Symbol" w:hAnsi="Symbol" w:cs="Symbol" w:hint="default"/>
+      </w:rPr>
+    </w:lvl>
+    <w:lvl w:ilvl="7">
+      <w:numFmt w:val="bullet"/>
+      <w:lvlText w:val="o"/>
+      <w:lvlJc w:val="left"/>
+      <w:pPr>
+        <w:ind w:left="5760" w:hanging="360"/>
+      </w:pPr>
+      <w:rPr>
+        <w:rFonts w:ascii="Courier New" w:hAnsi="Courier New" w:cs="Courier New" w:hint="default"/>
+      </w:rPr>
+    </w:lvl>
+    <w:lvl w:ilvl="8">
+      <w:numFmt w:val="bullet"/>
+      <w:lvlText w:val=""/>
+      <w:lvlJc w:val="left"/>
+      <w:pPr>
+        <w:ind w:left="6480" w:hanging="360"/>
+      </w:pPr>
+      <w:rPr>
+        <w:rFonts w:ascii="Wingdings" w:hAnsi="Wingdings" w:cs="Wingdings" w:hint="default"/>
+      </w:rPr>
+    </w:lvl>
+  </w:abstractNum>
   <w:num w:numId="1000">
     <w:abstractNumId w:val="990"/>
+  </w:num>
+  <w:num w:numId="1001">
+    <w:abstractNumId w:val="991"/>
   </w:num>
 </w:numbering>
 </file>
